--- a/工作日志/Linux_学习/4.线程的学习（26.7.19）/pthread常用函数学习手册.docx
+++ b/工作日志/Linux_学习/4.线程的学习（26.7.19）/pthread常用函数学习手册.docx
@@ -3177,6 +3177,7 @@
             <w:vAlign w:val="center"/>
           </w:tcPr>
           <w:p>
+            <w:bookmarkStart w:id="40" w:name="_GoBack" w:colFirst="0" w:colLast="1"/>
             <w:r>
               <w:fldChar w:fldCharType="begin"/>
             </w:r>
@@ -3229,6 +3230,7 @@
           </w:p>
         </w:tc>
       </w:tr>
+      <w:bookmarkEnd w:id="40"/>
     </w:tbl>
     <w:p>
       <w:pPr>
@@ -7215,8 +7217,6 @@
         </w:rPr>
         <w:t>后台线程或“一次创建、不关心结果”的任务，例如独立处理客户端连接。</w:t>
       </w:r>
-      <w:bookmarkStart w:id="40" w:name="_GoBack"/>
-      <w:bookmarkEnd w:id="40"/>
     </w:p>
     <w:p>
       <w:pPr>
@@ -8165,12 +8165,6 @@
             <w:insideH w:val="single" w:color="auto" w:sz="4" w:space="0"/>
             <w:insideV w:val="single" w:color="auto" w:sz="4" w:space="0"/>
           </w:tblBorders>
-          <w:tblCellMar>
-            <w:top w:w="0" w:type="dxa"/>
-            <w:left w:w="108" w:type="dxa"/>
-            <w:bottom w:w="0" w:type="dxa"/>
-            <w:right w:w="108" w:type="dxa"/>
-          </w:tblCellMar>
         </w:tblPrEx>
         <w:trPr>
           <w:jc w:val="center"/>
@@ -11042,23 +11036,41 @@
     <w:p>
       <w:pPr>
         <w:spacing w:before="40" w:after="100"/>
-      </w:pPr>
-      <w:r>
-        <w:rPr>
-          <w:rFonts w:ascii="Arial" w:hAnsi="Arial" w:eastAsia="CJK Guide Sans"/>
+        <w:rPr>
           <w:b/>
-          <w:color w:val="7A5A00"/>
+          <w:bCs w:val="0"/>
+        </w:rPr>
+      </w:pPr>
+      <w:r>
+        <w:rPr>
+          <w:rFonts w:ascii="Arial" w:hAnsi="Arial" w:eastAsia="CJK Guide Sans"/>
+          <w:b/>
+          <w:bCs w:val="0"/>
+          <w:color w:val="FF0000"/>
           <w:sz w:val="21"/>
         </w:rPr>
-        <w:t>注意　</w:t>
-      </w:r>
-      <w:r>
-        <w:rPr>
-          <w:rFonts w:ascii="Arial" w:hAnsi="Arial" w:eastAsia="CJK Guide Sans"/>
-          <w:color w:val="222222"/>
+        <w:t>注意　也可静态初始化：</w:t>
+      </w:r>
+      <w:r>
+        <w:rPr>
+          <w:rFonts w:hint="eastAsia" w:ascii="Arial" w:hAnsi="Arial" w:eastAsia="宋体"/>
+          <w:b/>
+          <w:bCs w:val="0"/>
+          <w:color w:val="FF0000"/>
           <w:sz w:val="21"/>
-        </w:rPr>
-        <w:t>也可静态初始化：pthread_mutex_t m = PTHREAD_MUTEX_INITIALIZER;</w:t>
+          <w:lang w:val="en-US" w:eastAsia="zh-CN"/>
+        </w:rPr>
+        <w:t xml:space="preserve">static </w:t>
+      </w:r>
+      <w:r>
+        <w:rPr>
+          <w:rFonts w:ascii="Arial" w:hAnsi="Arial" w:eastAsia="CJK Guide Sans"/>
+          <w:b/>
+          <w:bCs w:val="0"/>
+          <w:color w:val="FF0000"/>
+          <w:sz w:val="21"/>
+        </w:rPr>
+        <w:t>pthread_mutex_t m = PTHREAD_MUTEX_INITIALIZER;</w:t>
       </w:r>
     </w:p>
     <w:p>
@@ -11704,9 +11716,18 @@
         <w:rPr>
           <w:rFonts w:ascii="Arial" w:hAnsi="Arial" w:eastAsia="CJK Guide Sans"/>
           <w:color w:val="222222"/>
+          <w:sz w:val="18"/>
+          <w:szCs w:val="18"/>
+        </w:rPr>
+        <w:t>进入临界区，保证同一时刻只有一个线程修改共享数据</w:t>
+      </w:r>
+      <w:r>
+        <w:rPr>
+          <w:rFonts w:ascii="Arial" w:hAnsi="Arial" w:eastAsia="CJK Guide Sans"/>
+          <w:color w:val="222222"/>
           <w:sz w:val="21"/>
         </w:rPr>
-        <w:t>进入临界区，保证同一时刻只有一个线程修改共享数据。</w:t>
+        <w:t>。</w:t>
       </w:r>
     </w:p>
     <w:p>
@@ -12850,23 +12871,34 @@
     <w:p>
       <w:pPr>
         <w:spacing w:before="40" w:after="100"/>
-      </w:pPr>
-      <w:r>
         <w:rPr>
           <w:rFonts w:ascii="Arial" w:hAnsi="Arial" w:eastAsia="CJK Guide Sans"/>
           <w:b/>
           <w:color w:val="1F4D78"/>
           <w:sz w:val="21"/>
         </w:rPr>
+      </w:pPr>
+      <w:r>
+        <w:rPr>
+          <w:rFonts w:ascii="Arial" w:hAnsi="Arial" w:eastAsia="CJK Guide Sans"/>
+          <w:b/>
+          <w:color w:val="1F4D78"/>
+          <w:sz w:val="21"/>
+        </w:rPr>
         <w:t>核心理解　</w:t>
       </w:r>
+    </w:p>
+    <w:p>
+      <w:pPr>
+        <w:spacing w:before="40" w:after="100"/>
+      </w:pPr>
       <w:r>
         <w:rPr>
           <w:rFonts w:ascii="Arial" w:hAnsi="Arial" w:eastAsia="CJK Guide Sans"/>
           <w:color w:val="222222"/>
           <w:sz w:val="21"/>
         </w:rPr>
-        <w:t>条件变量负责等待/通知，互斥锁负责保护真实条件；条件变量一般不能单独使用。</w:t>
+        <w:t>。</w:t>
       </w:r>
     </w:p>
     <w:p>
@@ -14657,12 +14689,6 @@
             <w:insideH w:val="single" w:color="auto" w:sz="4" w:space="0"/>
             <w:insideV w:val="single" w:color="auto" w:sz="4" w:space="0"/>
           </w:tblBorders>
-          <w:tblCellMar>
-            <w:top w:w="0" w:type="dxa"/>
-            <w:left w:w="108" w:type="dxa"/>
-            <w:bottom w:w="0" w:type="dxa"/>
-            <w:right w:w="108" w:type="dxa"/>
-          </w:tblCellMar>
         </w:tblPrEx>
         <w:trPr>
           <w:jc w:val="center"/>
@@ -15638,6 +15664,11 @@
     <w:p>
       <w:pPr>
         <w:spacing w:before="40" w:after="100"/>
+        <w:rPr>
+          <w:rFonts w:ascii="Arial" w:hAnsi="Arial" w:eastAsia="CJK Guide Sans"/>
+          <w:color w:val="222222"/>
+          <w:sz w:val="21"/>
+        </w:rPr>
       </w:pPr>
       <w:r>
         <w:rPr>
@@ -15655,6 +15686,50 @@
           <w:sz w:val="21"/>
         </w:rPr>
         <w:t>共享配置、缓存等“读多写少”的数据。</w:t>
+      </w:r>
+    </w:p>
+    <w:p>
+      <w:pPr>
+        <w:spacing w:before="40" w:after="100"/>
+        <w:rPr>
+          <w:rFonts w:ascii="Arial" w:hAnsi="Arial" w:eastAsia="CJK Guide Sans"/>
+          <w:b/>
+          <w:bCs/>
+          <w:color w:val="FF0000"/>
+          <w:sz w:val="21"/>
+        </w:rPr>
+      </w:pPr>
+      <w:r>
+        <w:rPr>
+          <w:rFonts w:hint="eastAsia" w:ascii="Arial" w:hAnsi="Arial" w:eastAsia="宋体"/>
+          <w:b/>
+          <w:bCs/>
+          <w:color w:val="FF0000"/>
+          <w:sz w:val="21"/>
+          <w:lang w:val="en-US" w:eastAsia="zh-CN"/>
+        </w:rPr>
+        <w:t>静态初始化：</w:t>
+      </w:r>
+      <w:r>
+        <w:rPr>
+          <w:rFonts w:hint="eastAsia" w:ascii="Arial" w:hAnsi="Arial" w:eastAsia="宋体"/>
+          <w:b/>
+          <w:bCs w:val="0"/>
+          <w:color w:val="FF0000"/>
+          <w:sz w:val="21"/>
+          <w:lang w:val="en-US" w:eastAsia="zh-CN"/>
+        </w:rPr>
+        <w:t xml:space="preserve">static </w:t>
+      </w:r>
+      <w:r>
+        <w:rPr>
+          <w:rFonts w:hint="eastAsia" w:ascii="Arial" w:hAnsi="Arial" w:eastAsia="CJK Guide Sans"/>
+          <w:b/>
+          <w:bCs/>
+          <w:color w:val="FF0000"/>
+          <w:sz w:val="21"/>
+        </w:rPr>
+        <w:t>pthread_rwlock_t rwlock = PTHREAD_RWLOCK_INITIALIZER;</w:t>
       </w:r>
     </w:p>
     <w:p>
@@ -20775,7 +20850,7 @@
     <w:lsdException w:uiPriority="99" w:name="Normal Indent"/>
     <w:lsdException w:uiPriority="99" w:name="footnote text"/>
     <w:lsdException w:uiPriority="99" w:name="annotation text"/>
-    <w:lsdException w:uiPriority="99" w:semiHidden="0" w:name="header"/>
+    <w:lsdException w:qFormat="1" w:uiPriority="99" w:semiHidden="0" w:name="header"/>
     <w:lsdException w:qFormat="1" w:uiPriority="99" w:semiHidden="0" w:name="footer"/>
     <w:lsdException w:uiPriority="99" w:name="index heading"/>
     <w:lsdException w:qFormat="1" w:uiPriority="35" w:name="caption"/>
@@ -20814,7 +20889,7 @@
     <w:lsdException w:uiPriority="99" w:name="Body Text Indent"/>
     <w:lsdException w:qFormat="1" w:uiPriority="99" w:semiHidden="0" w:name="List Continue"/>
     <w:lsdException w:qFormat="1" w:uiPriority="99" w:semiHidden="0" w:name="List Continue 2"/>
-    <w:lsdException w:uiPriority="99" w:semiHidden="0" w:name="List Continue 3"/>
+    <w:lsdException w:qFormat="1" w:uiPriority="99" w:semiHidden="0" w:name="List Continue 3"/>
     <w:lsdException w:uiPriority="99" w:name="List Continue 4"/>
     <w:lsdException w:uiPriority="99" w:name="List Continue 5"/>
     <w:lsdException w:uiPriority="99" w:name="Message Header"/>
@@ -20892,11 +20967,11 @@
     <w:lsdException w:uiPriority="99" w:name="Table Web 2"/>
     <w:lsdException w:uiPriority="99" w:name="Table Web 3"/>
     <w:lsdException w:uiPriority="99" w:name="Balloon Text"/>
-    <w:lsdException w:unhideWhenUsed="0" w:uiPriority="59" w:semiHidden="0" w:name="Table Grid"/>
+    <w:lsdException w:qFormat="1" w:unhideWhenUsed="0" w:uiPriority="59" w:semiHidden="0" w:name="Table Grid"/>
     <w:lsdException w:uiPriority="99" w:name="Table Theme"/>
     <w:lsdException w:qFormat="1" w:unhideWhenUsed="0" w:uiPriority="1" w:semiHidden="0" w:name="No Spacing"/>
-    <w:lsdException w:unhideWhenUsed="0" w:uiPriority="60" w:semiHidden="0" w:name="Light Shading"/>
-    <w:lsdException w:unhideWhenUsed="0" w:uiPriority="61" w:semiHidden="0" w:name="Light List"/>
+    <w:lsdException w:qFormat="1" w:unhideWhenUsed="0" w:uiPriority="60" w:semiHidden="0" w:name="Light Shading"/>
+    <w:lsdException w:qFormat="1" w:unhideWhenUsed="0" w:uiPriority="61" w:semiHidden="0" w:name="Light List"/>
     <w:lsdException w:unhideWhenUsed="0" w:uiPriority="62" w:semiHidden="0" w:name="Light Grid"/>
     <w:lsdException w:qFormat="1" w:unhideWhenUsed="0" w:uiPriority="63" w:semiHidden="0" w:name="Medium Shading 1"/>
     <w:lsdException w:qFormat="1" w:unhideWhenUsed="0" w:uiPriority="64" w:semiHidden="0" w:name="Medium Shading 2"/>
@@ -20909,7 +20984,7 @@
     <w:lsdException w:unhideWhenUsed="0" w:uiPriority="71" w:semiHidden="0" w:name="Colorful Shading"/>
     <w:lsdException w:unhideWhenUsed="0" w:uiPriority="72" w:semiHidden="0" w:name="Colorful List"/>
     <w:lsdException w:qFormat="1" w:unhideWhenUsed="0" w:uiPriority="73" w:semiHidden="0" w:name="Colorful Grid"/>
-    <w:lsdException w:unhideWhenUsed="0" w:uiPriority="60" w:semiHidden="0" w:name="Light Shading Accent 1"/>
+    <w:lsdException w:qFormat="1" w:unhideWhenUsed="0" w:uiPriority="60" w:semiHidden="0" w:name="Light Shading Accent 1"/>
     <w:lsdException w:qFormat="1" w:unhideWhenUsed="0" w:uiPriority="61" w:semiHidden="0" w:name="Light List Accent 1"/>
     <w:lsdException w:qFormat="1" w:unhideWhenUsed="0" w:uiPriority="62" w:semiHidden="0" w:name="Light Grid Accent 1"/>
     <w:lsdException w:qFormat="1" w:unhideWhenUsed="0" w:uiPriority="63" w:semiHidden="0" w:name="Medium Shading 1 Accent 1"/>
@@ -20924,12 +20999,12 @@
     <w:lsdException w:unhideWhenUsed="0" w:uiPriority="69" w:semiHidden="0" w:name="Medium Grid 3 Accent 1"/>
     <w:lsdException w:unhideWhenUsed="0" w:uiPriority="70" w:semiHidden="0" w:name="Dark List Accent 1"/>
     <w:lsdException w:unhideWhenUsed="0" w:uiPriority="71" w:semiHidden="0" w:name="Colorful Shading Accent 1"/>
-    <w:lsdException w:unhideWhenUsed="0" w:uiPriority="72" w:semiHidden="0" w:name="Colorful List Accent 1"/>
+    <w:lsdException w:qFormat="1" w:unhideWhenUsed="0" w:uiPriority="72" w:semiHidden="0" w:name="Colorful List Accent 1"/>
     <w:lsdException w:unhideWhenUsed="0" w:uiPriority="73" w:semiHidden="0" w:name="Colorful Grid Accent 1"/>
-    <w:lsdException w:unhideWhenUsed="0" w:uiPriority="60" w:semiHidden="0" w:name="Light Shading Accent 2"/>
-    <w:lsdException w:unhideWhenUsed="0" w:uiPriority="61" w:semiHidden="0" w:name="Light List Accent 2"/>
-    <w:lsdException w:unhideWhenUsed="0" w:uiPriority="62" w:semiHidden="0" w:name="Light Grid Accent 2"/>
-    <w:lsdException w:unhideWhenUsed="0" w:uiPriority="63" w:semiHidden="0" w:name="Medium Shading 1 Accent 2"/>
+    <w:lsdException w:qFormat="1" w:unhideWhenUsed="0" w:uiPriority="60" w:semiHidden="0" w:name="Light Shading Accent 2"/>
+    <w:lsdException w:qFormat="1" w:unhideWhenUsed="0" w:uiPriority="61" w:semiHidden="0" w:name="Light List Accent 2"/>
+    <w:lsdException w:qFormat="1" w:unhideWhenUsed="0" w:uiPriority="62" w:semiHidden="0" w:name="Light Grid Accent 2"/>
+    <w:lsdException w:qFormat="1" w:unhideWhenUsed="0" w:uiPriority="63" w:semiHidden="0" w:name="Medium Shading 1 Accent 2"/>
     <w:lsdException w:qFormat="1" w:unhideWhenUsed="0" w:uiPriority="64" w:semiHidden="0" w:name="Medium Shading 2 Accent 2"/>
     <w:lsdException w:qFormat="1" w:unhideWhenUsed="0" w:uiPriority="65" w:semiHidden="0" w:name="Medium List 1 Accent 2"/>
     <w:lsdException w:qFormat="1" w:unhideWhenUsed="0" w:uiPriority="66" w:semiHidden="0" w:name="Medium List 2 Accent 2"/>
@@ -20940,22 +21015,22 @@
     <w:lsdException w:unhideWhenUsed="0" w:uiPriority="71" w:semiHidden="0" w:name="Colorful Shading Accent 2"/>
     <w:lsdException w:unhideWhenUsed="0" w:uiPriority="72" w:semiHidden="0" w:name="Colorful List Accent 2"/>
     <w:lsdException w:qFormat="1" w:unhideWhenUsed="0" w:uiPriority="73" w:semiHidden="0" w:name="Colorful Grid Accent 2"/>
-    <w:lsdException w:unhideWhenUsed="0" w:uiPriority="60" w:semiHidden="0" w:name="Light Shading Accent 3"/>
+    <w:lsdException w:qFormat="1" w:unhideWhenUsed="0" w:uiPriority="60" w:semiHidden="0" w:name="Light Shading Accent 3"/>
     <w:lsdException w:qFormat="1" w:unhideWhenUsed="0" w:uiPriority="61" w:semiHidden="0" w:name="Light List Accent 3"/>
     <w:lsdException w:qFormat="1" w:unhideWhenUsed="0" w:uiPriority="62" w:semiHidden="0" w:name="Light Grid Accent 3"/>
-    <w:lsdException w:unhideWhenUsed="0" w:uiPriority="63" w:semiHidden="0" w:name="Medium Shading 1 Accent 3"/>
+    <w:lsdException w:qFormat="1" w:unhideWhenUsed="0" w:uiPriority="63" w:semiHidden="0" w:name="Medium Shading 1 Accent 3"/>
     <w:lsdException w:qFormat="1" w:unhideWhenUsed="0" w:uiPriority="64" w:semiHidden="0" w:name="Medium Shading 2 Accent 3"/>
     <w:lsdException w:qFormat="1" w:unhideWhenUsed="0" w:uiPriority="65" w:semiHidden="0" w:name="Medium List 1 Accent 3"/>
     <w:lsdException w:qFormat="1" w:unhideWhenUsed="0" w:uiPriority="66" w:semiHidden="0" w:name="Medium List 2 Accent 3"/>
     <w:lsdException w:qFormat="1" w:unhideWhenUsed="0" w:uiPriority="67" w:semiHidden="0" w:name="Medium Grid 1 Accent 3"/>
     <w:lsdException w:unhideWhenUsed="0" w:uiPriority="68" w:semiHidden="0" w:name="Medium Grid 2 Accent 3"/>
     <w:lsdException w:unhideWhenUsed="0" w:uiPriority="69" w:semiHidden="0" w:name="Medium Grid 3 Accent 3"/>
-    <w:lsdException w:unhideWhenUsed="0" w:uiPriority="70" w:semiHidden="0" w:name="Dark List Accent 3"/>
-    <w:lsdException w:unhideWhenUsed="0" w:uiPriority="71" w:semiHidden="0" w:name="Colorful Shading Accent 3"/>
+    <w:lsdException w:qFormat="1" w:unhideWhenUsed="0" w:uiPriority="70" w:semiHidden="0" w:name="Dark List Accent 3"/>
+    <w:lsdException w:qFormat="1" w:unhideWhenUsed="0" w:uiPriority="71" w:semiHidden="0" w:name="Colorful Shading Accent 3"/>
     <w:lsdException w:qFormat="1" w:unhideWhenUsed="0" w:uiPriority="72" w:semiHidden="0" w:name="Colorful List Accent 3"/>
     <w:lsdException w:unhideWhenUsed="0" w:uiPriority="73" w:semiHidden="0" w:name="Colorful Grid Accent 3"/>
     <w:lsdException w:qFormat="1" w:unhideWhenUsed="0" w:uiPriority="60" w:semiHidden="0" w:name="Light Shading Accent 4"/>
-    <w:lsdException w:unhideWhenUsed="0" w:uiPriority="61" w:semiHidden="0" w:name="Light List Accent 4"/>
+    <w:lsdException w:qFormat="1" w:unhideWhenUsed="0" w:uiPriority="61" w:semiHidden="0" w:name="Light List Accent 4"/>
     <w:lsdException w:qFormat="1" w:unhideWhenUsed="0" w:uiPriority="62" w:semiHidden="0" w:name="Light Grid Accent 4"/>
     <w:lsdException w:qFormat="1" w:unhideWhenUsed="0" w:uiPriority="63" w:semiHidden="0" w:name="Medium Shading 1 Accent 4"/>
     <w:lsdException w:qFormat="1" w:unhideWhenUsed="0" w:uiPriority="64" w:semiHidden="0" w:name="Medium Shading 2 Accent 4"/>
@@ -20964,14 +21039,14 @@
     <w:lsdException w:qFormat="1" w:unhideWhenUsed="0" w:uiPriority="67" w:semiHidden="0" w:name="Medium Grid 1 Accent 4"/>
     <w:lsdException w:unhideWhenUsed="0" w:uiPriority="68" w:semiHidden="0" w:name="Medium Grid 2 Accent 4"/>
     <w:lsdException w:unhideWhenUsed="0" w:uiPriority="69" w:semiHidden="0" w:name="Medium Grid 3 Accent 4"/>
-    <w:lsdException w:unhideWhenUsed="0" w:uiPriority="70" w:semiHidden="0" w:name="Dark List Accent 4"/>
+    <w:lsdException w:qFormat="1" w:unhideWhenUsed="0" w:uiPriority="70" w:semiHidden="0" w:name="Dark List Accent 4"/>
     <w:lsdException w:unhideWhenUsed="0" w:uiPriority="71" w:semiHidden="0" w:name="Colorful Shading Accent 4"/>
     <w:lsdException w:unhideWhenUsed="0" w:uiPriority="72" w:semiHidden="0" w:name="Colorful List Accent 4"/>
     <w:lsdException w:qFormat="1" w:unhideWhenUsed="0" w:uiPriority="73" w:semiHidden="0" w:name="Colorful Grid Accent 4"/>
     <w:lsdException w:qFormat="1" w:unhideWhenUsed="0" w:uiPriority="60" w:semiHidden="0" w:name="Light Shading Accent 5"/>
     <w:lsdException w:qFormat="1" w:unhideWhenUsed="0" w:uiPriority="61" w:semiHidden="0" w:name="Light List Accent 5"/>
     <w:lsdException w:qFormat="1" w:unhideWhenUsed="0" w:uiPriority="62" w:semiHidden="0" w:name="Light Grid Accent 5"/>
-    <w:lsdException w:unhideWhenUsed="0" w:uiPriority="63" w:semiHidden="0" w:name="Medium Shading 1 Accent 5"/>
+    <w:lsdException w:qFormat="1" w:unhideWhenUsed="0" w:uiPriority="63" w:semiHidden="0" w:name="Medium Shading 1 Accent 5"/>
     <w:lsdException w:qFormat="1" w:unhideWhenUsed="0" w:uiPriority="64" w:semiHidden="0" w:name="Medium Shading 2 Accent 5"/>
     <w:lsdException w:qFormat="1" w:unhideWhenUsed="0" w:uiPriority="65" w:semiHidden="0" w:name="Medium List 1 Accent 5"/>
     <w:lsdException w:qFormat="1" w:unhideWhenUsed="0" w:uiPriority="66" w:semiHidden="0" w:name="Medium List 2 Accent 5"/>
@@ -20984,7 +21059,7 @@
     <w:lsdException w:unhideWhenUsed="0" w:uiPriority="73" w:semiHidden="0" w:name="Colorful Grid Accent 5"/>
     <w:lsdException w:qFormat="1" w:unhideWhenUsed="0" w:uiPriority="60" w:semiHidden="0" w:name="Light Shading Accent 6"/>
     <w:lsdException w:unhideWhenUsed="0" w:uiPriority="61" w:semiHidden="0" w:name="Light List Accent 6"/>
-    <w:lsdException w:unhideWhenUsed="0" w:uiPriority="62" w:semiHidden="0" w:name="Light Grid Accent 6"/>
+    <w:lsdException w:qFormat="1" w:unhideWhenUsed="0" w:uiPriority="62" w:semiHidden="0" w:name="Light Grid Accent 6"/>
     <w:lsdException w:qFormat="1" w:unhideWhenUsed="0" w:uiPriority="63" w:semiHidden="0" w:name="Medium Shading 1 Accent 6"/>
     <w:lsdException w:qFormat="1" w:unhideWhenUsed="0" w:uiPriority="64" w:semiHidden="0" w:name="Medium Shading 2 Accent 6"/>
     <w:lsdException w:qFormat="1" w:unhideWhenUsed="0" w:uiPriority="65" w:semiHidden="0" w:name="Medium List 1 Accent 6"/>
@@ -20994,7 +21069,7 @@
     <w:lsdException w:unhideWhenUsed="0" w:uiPriority="69" w:semiHidden="0" w:name="Medium Grid 3 Accent 6"/>
     <w:lsdException w:unhideWhenUsed="0" w:uiPriority="70" w:semiHidden="0" w:name="Dark List Accent 6"/>
     <w:lsdException w:unhideWhenUsed="0" w:uiPriority="71" w:semiHidden="0" w:name="Colorful Shading Accent 6"/>
-    <w:lsdException w:unhideWhenUsed="0" w:uiPriority="72" w:semiHidden="0" w:name="Colorful List Accent 6"/>
+    <w:lsdException w:qFormat="1" w:unhideWhenUsed="0" w:uiPriority="72" w:semiHidden="0" w:name="Colorful List Accent 6"/>
     <w:lsdException w:unhideWhenUsed="0" w:uiPriority="73" w:semiHidden="0" w:name="Colorful Grid Accent 6"/>
   </w:latentStyles>
   <w:style w:type="paragraph" w:default="1" w:styleId="1">
@@ -21470,6 +21545,7 @@
     <w:basedOn w:val="1"/>
     <w:link w:val="135"/>
     <w:unhideWhenUsed/>
+    <w:qFormat/>
     <w:uiPriority w:val="99"/>
     <w:pPr>
       <w:tabs>
@@ -21538,6 +21614,7 @@
     <w:name w:val="List Continue 3"/>
     <w:basedOn w:val="1"/>
     <w:unhideWhenUsed/>
+    <w:qFormat/>
     <w:uiPriority w:val="99"/>
     <w:pPr>
       <w:spacing w:after="120"/>
@@ -21573,6 +21650,7 @@
   <w:style w:type="table" w:styleId="33">
     <w:name w:val="Table Grid"/>
     <w:basedOn w:val="32"/>
+    <w:qFormat/>
     <w:uiPriority w:val="59"/>
     <w:pPr>
       <w:spacing w:after="0" w:line="240" w:lineRule="auto"/>
@@ -21597,6 +21675,7 @@
   <w:style w:type="table" w:styleId="34">
     <w:name w:val="Light Shading"/>
     <w:basedOn w:val="32"/>
+    <w:qFormat/>
     <w:uiPriority w:val="60"/>
     <w:pPr>
       <w:spacing w:after="0" w:line="240" w:lineRule="auto"/>
@@ -21696,6 +21775,7 @@
   <w:style w:type="table" w:styleId="35">
     <w:name w:val="Light Shading Accent 1"/>
     <w:basedOn w:val="32"/>
+    <w:qFormat/>
     <w:uiPriority w:val="60"/>
     <w:pPr>
       <w:spacing w:after="0" w:line="240" w:lineRule="auto"/>
@@ -21795,6 +21875,7 @@
   <w:style w:type="table" w:styleId="36">
     <w:name w:val="Light Shading Accent 2"/>
     <w:basedOn w:val="32"/>
+    <w:qFormat/>
     <w:uiPriority w:val="60"/>
     <w:pPr>
       <w:spacing w:after="0" w:line="240" w:lineRule="auto"/>
@@ -21894,6 +21975,7 @@
   <w:style w:type="table" w:styleId="37">
     <w:name w:val="Light Shading Accent 3"/>
     <w:basedOn w:val="32"/>
+    <w:qFormat/>
     <w:uiPriority w:val="60"/>
     <w:pPr>
       <w:spacing w:after="0" w:line="240" w:lineRule="auto"/>
@@ -22293,6 +22375,7 @@
   <w:style w:type="table" w:styleId="41">
     <w:name w:val="Light List"/>
     <w:basedOn w:val="32"/>
+    <w:qFormat/>
     <w:uiPriority w:val="61"/>
     <w:pPr>
       <w:spacing w:after="0" w:line="240" w:lineRule="auto"/>
@@ -22480,6 +22563,7 @@
   <w:style w:type="table" w:styleId="43">
     <w:name w:val="Light List Accent 2"/>
     <w:basedOn w:val="32"/>
+    <w:qFormat/>
     <w:uiPriority w:val="61"/>
     <w:pPr>
       <w:spacing w:after="0" w:line="240" w:lineRule="auto"/>
@@ -22667,6 +22751,7 @@
   <w:style w:type="table" w:styleId="45">
     <w:name w:val="Light List Accent 4"/>
     <w:basedOn w:val="32"/>
+    <w:qFormat/>
     <w:uiPriority w:val="61"/>
     <w:pPr>
       <w:spacing w:after="0" w:line="240" w:lineRule="auto"/>
@@ -23200,6 +23285,7 @@
   <w:style w:type="table" w:styleId="50">
     <w:name w:val="Light Grid Accent 2"/>
     <w:basedOn w:val="32"/>
+    <w:qFormat/>
     <w:uiPriority w:val="62"/>
     <w:pPr>
       <w:spacing w:after="0" w:line="240" w:lineRule="auto"/>
@@ -23707,6 +23793,7 @@
   <w:style w:type="table" w:styleId="54">
     <w:name w:val="Light Grid Accent 6"/>
     <w:basedOn w:val="32"/>
+    <w:qFormat/>
     <w:uiPriority w:val="62"/>
     <w:pPr>
       <w:spacing w:after="0" w:line="240" w:lineRule="auto"/>
@@ -24049,6 +24136,7 @@
   <w:style w:type="table" w:styleId="57">
     <w:name w:val="Medium Shading 1 Accent 2"/>
     <w:basedOn w:val="32"/>
+    <w:qFormat/>
     <w:uiPriority w:val="63"/>
     <w:pPr>
       <w:spacing w:after="0" w:line="240" w:lineRule="auto"/>
@@ -24156,6 +24244,7 @@
   <w:style w:type="table" w:styleId="58">
     <w:name w:val="Medium Shading 1 Accent 3"/>
     <w:basedOn w:val="32"/>
+    <w:qFormat/>
     <w:uiPriority w:val="63"/>
     <w:pPr>
       <w:spacing w:after="0" w:line="240" w:lineRule="auto"/>
@@ -24371,6 +24460,7 @@
   <w:style w:type="table" w:styleId="60">
     <w:name w:val="Medium Shading 1 Accent 5"/>
     <w:basedOn w:val="32"/>
+    <w:qFormat/>
     <w:uiPriority w:val="63"/>
     <w:pPr>
       <w:spacing w:after="0" w:line="240" w:lineRule="auto"/>
@@ -30252,6 +30342,7 @@
   <w:style w:type="table" w:styleId="107">
     <w:name w:val="Dark List Accent 3"/>
     <w:basedOn w:val="32"/>
+    <w:qFormat/>
     <w:uiPriority w:val="70"/>
     <w:pPr>
       <w:spacing w:after="0" w:line="240" w:lineRule="auto"/>
@@ -30367,6 +30458,7 @@
   <w:style w:type="table" w:styleId="108">
     <w:name w:val="Dark List Accent 4"/>
     <w:basedOn w:val="32"/>
+    <w:qFormat/>
     <w:uiPriority w:val="70"/>
     <w:pPr>
       <w:spacing w:after="0" w:line="240" w:lineRule="auto"/>
@@ -31156,6 +31248,7 @@
   <w:style w:type="table" w:styleId="114">
     <w:name w:val="Colorful Shading Accent 3"/>
     <w:basedOn w:val="32"/>
+    <w:qFormat/>
     <w:uiPriority w:val="71"/>
     <w:pPr>
       <w:spacing w:after="0" w:line="240" w:lineRule="auto"/>
@@ -31820,6 +31913,7 @@
   <w:style w:type="table" w:styleId="119">
     <w:name w:val="Colorful List Accent 1"/>
     <w:basedOn w:val="32"/>
+    <w:qFormat/>
     <w:uiPriority w:val="72"/>
     <w:pPr>
       <w:spacing w:after="0" w:line="240" w:lineRule="auto"/>
@@ -32281,6 +32375,7 @@
   <w:style w:type="table" w:styleId="124">
     <w:name w:val="Colorful List Accent 6"/>
     <w:basedOn w:val="32"/>
+    <w:qFormat/>
     <w:uiPriority w:val="72"/>
     <w:pPr>
       <w:spacing w:after="0" w:line="240" w:lineRule="auto"/>
@@ -33514,6 +33609,7 @@
   </w:style>
   <w:style w:type="paragraph" w:customStyle="1" w:styleId="164">
     <w:name w:val="Code Block"/>
+    <w:qFormat/>
     <w:uiPriority w:val="0"/>
     <w:pPr>
       <w:spacing w:before="60" w:after="140" w:line="240" w:lineRule="auto"/>
